--- a/docs/ISO_27001/cloud_saas/Cloud_Security_and_Governance_Checklist.docx
+++ b/docs/ISO_27001/cloud_saas/Cloud_Security_and_Governance_Checklist.docx
@@ -5650,17 +5650,8 @@
             <w:vAlign w:val="center"/>
           </w:tcPr>
           <w:p>
-            <w:pPr>
-              <w:jc w:val="center"/>
-            </w:pPr>
-            <w:r/>
-            <w:r>
-              <w:rPr>
-                <w:rFonts w:ascii="Calibri" w:hAnsi="Calibri"/>
-                <w:b w:val="0"/>
-                <w:color w:val="333333"/>
-                <w:sz w:val="19"/>
-              </w:rPr>
+            <w:r>
+              <w:t>NC</w:t>
             </w:r>
           </w:p>
         </w:tc>
@@ -5682,17 +5673,8 @@
             <w:vAlign w:val="center"/>
           </w:tcPr>
           <w:p>
-            <w:pPr>
-              <w:jc w:val="left"/>
-            </w:pPr>
-            <w:r/>
-            <w:r>
-              <w:rPr>
-                <w:rFonts w:ascii="Calibri" w:hAnsi="Calibri"/>
-                <w:b w:val="0"/>
-                <w:color w:val="333333"/>
-                <w:sz w:val="19"/>
-              </w:rPr>
+            <w:r>
+              <w:t>Bucket storage snapshot backup belum mengaktifkan rotasi kunci KMS otomatis berkala (NC-01).</w:t>
             </w:r>
           </w:p>
         </w:tc>
@@ -5817,17 +5799,8 @@
             <w:vAlign w:val="center"/>
           </w:tcPr>
           <w:p>
-            <w:pPr>
-              <w:jc w:val="center"/>
-            </w:pPr>
-            <w:r/>
-            <w:r>
-              <w:rPr>
-                <w:rFonts w:ascii="Calibri" w:hAnsi="Calibri"/>
-                <w:b w:val="0"/>
-                <w:color w:val="333333"/>
-                <w:sz w:val="19"/>
-              </w:rPr>
+            <w:r>
+              <w:t>OFI</w:t>
             </w:r>
           </w:p>
         </w:tc>
@@ -5849,17 +5822,8 @@
             <w:vAlign w:val="center"/>
           </w:tcPr>
           <w:p>
-            <w:pPr>
-              <w:jc w:val="left"/>
-            </w:pPr>
-            <w:r/>
-            <w:r>
-              <w:rPr>
-                <w:rFonts w:ascii="Calibri" w:hAnsi="Calibri"/>
-                <w:b w:val="0"/>
-                <w:color w:val="333333"/>
-                <w:sz w:val="19"/>
-              </w:rPr>
+            <w:r>
+              <w:t>Tagging telah diterapkan pada container Docker dan network label; standarisasi tagging cloud resource menyeluruh sedang dioptimalkan.</w:t>
             </w:r>
           </w:p>
         </w:tc>
@@ -7316,17 +7280,8 @@
             <w:vAlign w:val="center"/>
           </w:tcPr>
           <w:p>
-            <w:pPr>
-              <w:jc w:val="center"/>
-            </w:pPr>
-            <w:r/>
-            <w:r>
-              <w:rPr>
-                <w:rFonts w:ascii="Calibri" w:hAnsi="Calibri"/>
-                <w:b w:val="0"/>
-                <w:color w:val="333333"/>
-                <w:sz w:val="19"/>
-              </w:rPr>
+            <w:r>
+              <w:t>N/A</w:t>
             </w:r>
           </w:p>
         </w:tc>
@@ -7348,17 +7303,8 @@
             <w:vAlign w:val="center"/>
           </w:tcPr>
           <w:p>
-            <w:pPr>
-              <w:jc w:val="left"/>
-            </w:pPr>
-            <w:r/>
-            <w:r>
-              <w:rPr>
-                <w:rFonts w:ascii="Calibri" w:hAnsi="Calibri"/>
-                <w:b w:val="0"/>
-                <w:color w:val="333333"/>
-                <w:sz w:val="19"/>
-              </w:rPr>
+            <w:r>
+              <w:t>AuditSphere saat ini berjalan di Cloud VPS Linux mandiri dan AWS; Google Cloud Platform (GCP) tidak digunakan dalam arsitektur aktif saat ini.</w:t>
             </w:r>
           </w:p>
         </w:tc>
@@ -7483,17 +7429,8 @@
             <w:vAlign w:val="center"/>
           </w:tcPr>
           <w:p>
-            <w:pPr>
-              <w:jc w:val="center"/>
-            </w:pPr>
-            <w:r/>
-            <w:r>
-              <w:rPr>
-                <w:rFonts w:ascii="Calibri" w:hAnsi="Calibri"/>
-                <w:b w:val="0"/>
-                <w:color w:val="333333"/>
-                <w:sz w:val="19"/>
-              </w:rPr>
+            <w:r>
+              <w:t>N/A</w:t>
             </w:r>
           </w:p>
         </w:tc>
@@ -7515,17 +7452,8 @@
             <w:vAlign w:val="center"/>
           </w:tcPr>
           <w:p>
-            <w:pPr>
-              <w:jc w:val="left"/>
-            </w:pPr>
-            <w:r/>
-            <w:r>
-              <w:rPr>
-                <w:rFonts w:ascii="Calibri" w:hAnsi="Calibri"/>
-                <w:b w:val="0"/>
-                <w:color w:val="333333"/>
-                <w:sz w:val="19"/>
-              </w:rPr>
+            <w:r>
+              <w:t>Microsoft Azure saat ini tidak digunakan dalam arsitektur hosting aktif AuditSphere; kontrol tidak berlaku.</w:t>
             </w:r>
           </w:p>
         </w:tc>
@@ -10314,17 +10242,8 @@
             <w:vAlign w:val="center"/>
           </w:tcPr>
           <w:p>
-            <w:pPr>
-              <w:jc w:val="center"/>
-            </w:pPr>
-            <w:r/>
-            <w:r>
-              <w:rPr>
-                <w:rFonts w:ascii="Calibri" w:hAnsi="Calibri"/>
-                <w:b w:val="0"/>
-                <w:color w:val="333333"/>
-                <w:sz w:val="19"/>
-              </w:rPr>
+            <w:r>
+              <w:t>OFI</w:t>
             </w:r>
           </w:p>
         </w:tc>
@@ -10346,17 +10265,8 @@
             <w:vAlign w:val="center"/>
           </w:tcPr>
           <w:p>
-            <w:pPr>
-              <w:jc w:val="left"/>
-            </w:pPr>
-            <w:r/>
-            <w:r>
-              <w:rPr>
-                <w:rFonts w:ascii="Calibri" w:hAnsi="Calibri"/>
-                <w:b w:val="0"/>
-                <w:color w:val="333333"/>
-                <w:sz w:val="19"/>
-              </w:rPr>
+            <w:r>
+              <w:t>Container aplikasi Go berjalan dengan UID non-root; konfigurasi read-only root filesystem pada beberapa container utility sedang disesuaikan.</w:t>
             </w:r>
           </w:p>
         </w:tc>
@@ -10481,17 +10391,8 @@
             <w:vAlign w:val="center"/>
           </w:tcPr>
           <w:p>
-            <w:pPr>
-              <w:jc w:val="center"/>
-            </w:pPr>
-            <w:r/>
-            <w:r>
-              <w:rPr>
-                <w:rFonts w:ascii="Calibri" w:hAnsi="Calibri"/>
-                <w:b w:val="0"/>
-                <w:color w:val="333333"/>
-                <w:sz w:val="19"/>
-              </w:rPr>
+            <w:r>
+              <w:t>NC</w:t>
             </w:r>
           </w:p>
         </w:tc>
@@ -10513,17 +10414,8 @@
             <w:vAlign w:val="center"/>
           </w:tcPr>
           <w:p>
-            <w:pPr>
-              <w:jc w:val="left"/>
-            </w:pPr>
-            <w:r/>
-            <w:r>
-              <w:rPr>
-                <w:rFonts w:ascii="Calibri" w:hAnsi="Calibri"/>
-                <w:b w:val="0"/>
-                <w:color w:val="333333"/>
-                <w:sz w:val="19"/>
-              </w:rPr>
+            <w:r>
+              <w:t>Scanning otomatis kerentanan image kontainer (Trivy) belum diwajibkan sebagai quality gate merge git (NC-03).</w:t>
             </w:r>
           </w:p>
         </w:tc>
@@ -10648,17 +10540,8 @@
             <w:vAlign w:val="center"/>
           </w:tcPr>
           <w:p>
-            <w:pPr>
-              <w:jc w:val="center"/>
-            </w:pPr>
-            <w:r/>
-            <w:r>
-              <w:rPr>
-                <w:rFonts w:ascii="Calibri" w:hAnsi="Calibri"/>
-                <w:b w:val="0"/>
-                <w:color w:val="333333"/>
-                <w:sz w:val="19"/>
-              </w:rPr>
+            <w:r>
+              <w:t>NC</w:t>
             </w:r>
           </w:p>
         </w:tc>
@@ -10680,17 +10563,8 @@
             <w:vAlign w:val="center"/>
           </w:tcPr>
           <w:p>
-            <w:pPr>
-              <w:jc w:val="left"/>
-            </w:pPr>
-            <w:r/>
-            <w:r>
-              <w:rPr>
-                <w:rFonts w:ascii="Calibri" w:hAnsi="Calibri"/>
-                <w:b w:val="0"/>
-                <w:color w:val="333333"/>
-                <w:sz w:val="19"/>
-              </w:rPr>
+            <w:r>
+              <w:t>Pipeline CI/CD belum mengintegrasikan penandatanganan digital image kontainer (Cosign) sebelum deployment (NC-02).</w:t>
             </w:r>
           </w:p>
         </w:tc>
@@ -11153,17 +11027,8 @@
             <w:vAlign w:val="center"/>
           </w:tcPr>
           <w:p>
-            <w:pPr>
-              <w:jc w:val="center"/>
-            </w:pPr>
-            <w:r/>
-            <w:r>
-              <w:rPr>
-                <w:rFonts w:ascii="Calibri" w:hAnsi="Calibri"/>
-                <w:b w:val="0"/>
-                <w:color w:val="333333"/>
-                <w:sz w:val="19"/>
-              </w:rPr>
+            <w:r>
+              <w:t>N/A</w:t>
             </w:r>
           </w:p>
         </w:tc>
@@ -11185,17 +11050,8 @@
             <w:vAlign w:val="center"/>
           </w:tcPr>
           <w:p>
-            <w:pPr>
-              <w:jc w:val="left"/>
-            </w:pPr>
-            <w:r/>
-            <w:r>
-              <w:rPr>
-                <w:rFonts w:ascii="Calibri" w:hAnsi="Calibri"/>
-                <w:b w:val="0"/>
-                <w:color w:val="333333"/>
-                <w:sz w:val="19"/>
-              </w:rPr>
+            <w:r>
+              <w:t>AuditSphere menggunakan arsitektur microservices container Docker di VPS; model Function-as-a-Service / Serverless tidak digunakan dalam arsitektur.</w:t>
             </w:r>
           </w:p>
         </w:tc>
@@ -11658,17 +11514,8 @@
             <w:vAlign w:val="center"/>
           </w:tcPr>
           <w:p>
-            <w:pPr>
-              <w:jc w:val="center"/>
-            </w:pPr>
-            <w:r/>
-            <w:r>
-              <w:rPr>
-                <w:rFonts w:ascii="Calibri" w:hAnsi="Calibri"/>
-                <w:b w:val="0"/>
-                <w:color w:val="333333"/>
-                <w:sz w:val="19"/>
-              </w:rPr>
+            <w:r>
+              <w:t>NC</w:t>
             </w:r>
           </w:p>
         </w:tc>
@@ -11690,17 +11537,8 @@
             <w:vAlign w:val="center"/>
           </w:tcPr>
           <w:p>
-            <w:pPr>
-              <w:jc w:val="left"/>
-            </w:pPr>
-            <w:r/>
-            <w:r>
-              <w:rPr>
-                <w:rFonts w:ascii="Calibri" w:hAnsi="Calibri"/>
-                <w:b w:val="0"/>
-                <w:color w:val="333333"/>
-                <w:sz w:val="19"/>
-              </w:rPr>
+            <w:r>
+              <w:t>Prosedur provisioning infrastruktur cloud belum seluruhnya didefinisikan ke dalam Terraform IaC (NC-04).</w:t>
             </w:r>
           </w:p>
         </w:tc>
@@ -21819,17 +21657,7 @@
             <w:vAlign w:val="center"/>
           </w:tcPr>
           <w:p>
-            <w:pPr>
-              <w:jc w:val="left"/>
-            </w:pPr>
-            <w:r/>
-            <w:r>
-              <w:rPr>
-                <w:rFonts w:ascii="Calibri" w:hAnsi="Calibri"/>
-                <w:b w:val="0"/>
-                <w:color w:val="333333"/>
-                <w:sz w:val="19"/>
-              </w:rPr>
+            <w:r>
               <w:t>Domain 1: Tata Kelola &amp; Kebijakan Keamanan Cloud</w:t>
             </w:r>
           </w:p>
@@ -21852,17 +21680,7 @@
             <w:vAlign w:val="center"/>
           </w:tcPr>
           <w:p>
-            <w:pPr>
-              <w:jc w:val="center"/>
-            </w:pPr>
-            <w:r/>
-            <w:r>
-              <w:rPr>
-                <w:rFonts w:ascii="Calibri" w:hAnsi="Calibri"/>
-                <w:b/>
-                <w:color w:val="333333"/>
-                <w:sz w:val="19"/>
-              </w:rPr>
+            <w:r>
               <w:t>12 Kontrol</w:t>
             </w:r>
           </w:p>
@@ -21885,17 +21703,7 @@
             <w:vAlign w:val="center"/>
           </w:tcPr>
           <w:p>
-            <w:pPr>
-              <w:jc w:val="center"/>
-            </w:pPr>
-            <w:r/>
-            <w:r>
-              <w:rPr>
-                <w:rFonts w:ascii="Calibri" w:hAnsi="Calibri"/>
-                <w:b/>
-                <w:color w:val="27AE60"/>
-                <w:sz w:val="19"/>
-              </w:rPr>
+            <w:r>
               <w:t>10</w:t>
             </w:r>
           </w:p>
@@ -21918,18 +21726,8 @@
             <w:vAlign w:val="center"/>
           </w:tcPr>
           <w:p>
-            <w:pPr>
-              <w:jc w:val="center"/>
-            </w:pPr>
-            <w:r/>
-            <w:r>
-              <w:rPr>
-                <w:rFonts w:ascii="Calibri" w:hAnsi="Calibri"/>
-                <w:b w:val="0"/>
-                <w:color w:val="333333"/>
-                <w:sz w:val="19"/>
-              </w:rPr>
-              <w:t>0</w:t>
+            <w:r>
+              <w:t>1</w:t>
             </w:r>
           </w:p>
         </w:tc>
@@ -21951,18 +21749,8 @@
             <w:vAlign w:val="center"/>
           </w:tcPr>
           <w:p>
-            <w:pPr>
-              <w:jc w:val="center"/>
-            </w:pPr>
-            <w:r/>
-            <w:r>
-              <w:rPr>
-                <w:rFonts w:ascii="Calibri" w:hAnsi="Calibri"/>
-                <w:b w:val="0"/>
-                <w:color w:val="333333"/>
-                <w:sz w:val="19"/>
-              </w:rPr>
-              <w:t>0</w:t>
+            <w:r>
+              <w:t>1</w:t>
             </w:r>
           </w:p>
         </w:tc>
@@ -21984,17 +21772,7 @@
             <w:vAlign w:val="center"/>
           </w:tcPr>
           <w:p>
-            <w:pPr>
-              <w:jc w:val="center"/>
-            </w:pPr>
-            <w:r/>
-            <w:r>
-              <w:rPr>
-                <w:rFonts w:ascii="Calibri" w:hAnsi="Calibri"/>
-                <w:b w:val="0"/>
-                <w:color w:val="333333"/>
-                <w:sz w:val="19"/>
-              </w:rPr>
+            <w:r>
               <w:t>0</w:t>
             </w:r>
           </w:p>
@@ -22023,17 +21801,7 @@
             <w:vAlign w:val="center"/>
           </w:tcPr>
           <w:p>
-            <w:pPr>
-              <w:jc w:val="left"/>
-            </w:pPr>
-            <w:r/>
-            <w:r>
-              <w:rPr>
-                <w:rFonts w:ascii="Calibri" w:hAnsi="Calibri"/>
-                <w:b w:val="0"/>
-                <w:color w:val="333333"/>
-                <w:sz w:val="19"/>
-              </w:rPr>
+            <w:r>
               <w:t>Domain 2: Matriks Tanggung Jawab Bersama (CSRM)</w:t>
             </w:r>
           </w:p>
@@ -22056,17 +21824,7 @@
             <w:vAlign w:val="center"/>
           </w:tcPr>
           <w:p>
-            <w:pPr>
-              <w:jc w:val="center"/>
-            </w:pPr>
-            <w:r/>
-            <w:r>
-              <w:rPr>
-                <w:rFonts w:ascii="Calibri" w:hAnsi="Calibri"/>
-                <w:b/>
-                <w:color w:val="333333"/>
-                <w:sz w:val="19"/>
-              </w:rPr>
+            <w:r>
               <w:t>11 Kontrol</w:t>
             </w:r>
           </w:p>
@@ -22089,17 +21847,7 @@
             <w:vAlign w:val="center"/>
           </w:tcPr>
           <w:p>
-            <w:pPr>
-              <w:jc w:val="center"/>
-            </w:pPr>
-            <w:r/>
-            <w:r>
-              <w:rPr>
-                <w:rFonts w:ascii="Calibri" w:hAnsi="Calibri"/>
-                <w:b/>
-                <w:color w:val="27AE60"/>
-                <w:sz w:val="19"/>
-              </w:rPr>
+            <w:r>
               <w:t>9</w:t>
             </w:r>
           </w:p>
@@ -22122,17 +21870,7 @@
             <w:vAlign w:val="center"/>
           </w:tcPr>
           <w:p>
-            <w:pPr>
-              <w:jc w:val="center"/>
-            </w:pPr>
-            <w:r/>
-            <w:r>
-              <w:rPr>
-                <w:rFonts w:ascii="Calibri" w:hAnsi="Calibri"/>
-                <w:b w:val="0"/>
-                <w:color w:val="333333"/>
-                <w:sz w:val="19"/>
-              </w:rPr>
+            <w:r>
               <w:t>0</w:t>
             </w:r>
           </w:p>
@@ -22155,17 +21893,7 @@
             <w:vAlign w:val="center"/>
           </w:tcPr>
           <w:p>
-            <w:pPr>
-              <w:jc w:val="center"/>
-            </w:pPr>
-            <w:r/>
-            <w:r>
-              <w:rPr>
-                <w:rFonts w:ascii="Calibri" w:hAnsi="Calibri"/>
-                <w:b w:val="0"/>
-                <w:color w:val="333333"/>
-                <w:sz w:val="19"/>
-              </w:rPr>
+            <w:r>
               <w:t>0</w:t>
             </w:r>
           </w:p>
@@ -22188,18 +21916,8 @@
             <w:vAlign w:val="center"/>
           </w:tcPr>
           <w:p>
-            <w:pPr>
-              <w:jc w:val="center"/>
-            </w:pPr>
-            <w:r/>
-            <w:r>
-              <w:rPr>
-                <w:rFonts w:ascii="Calibri" w:hAnsi="Calibri"/>
-                <w:b w:val="0"/>
-                <w:color w:val="333333"/>
-                <w:sz w:val="19"/>
-              </w:rPr>
-              <w:t>0</w:t>
+            <w:r>
+              <w:t>2</w:t>
             </w:r>
           </w:p>
         </w:tc>
@@ -22227,17 +21945,7 @@
             <w:vAlign w:val="center"/>
           </w:tcPr>
           <w:p>
-            <w:pPr>
-              <w:jc w:val="left"/>
-            </w:pPr>
-            <w:r/>
-            <w:r>
-              <w:rPr>
-                <w:rFonts w:ascii="Calibri" w:hAnsi="Calibri"/>
-                <w:b w:val="0"/>
-                <w:color w:val="333333"/>
-                <w:sz w:val="19"/>
-              </w:rPr>
+            <w:r>
               <w:t>Domain 3: Penilaian Penyedia Cloud (CPA)</w:t>
             </w:r>
           </w:p>
@@ -22260,17 +21968,7 @@
             <w:vAlign w:val="center"/>
           </w:tcPr>
           <w:p>
-            <w:pPr>
-              <w:jc w:val="center"/>
-            </w:pPr>
-            <w:r/>
-            <w:r>
-              <w:rPr>
-                <w:rFonts w:ascii="Calibri" w:hAnsi="Calibri"/>
-                <w:b/>
-                <w:color w:val="333333"/>
-                <w:sz w:val="19"/>
-              </w:rPr>
+            <w:r>
               <w:t>11 Kontrol</w:t>
             </w:r>
           </w:p>
@@ -22293,17 +21991,7 @@
             <w:vAlign w:val="center"/>
           </w:tcPr>
           <w:p>
-            <w:pPr>
-              <w:jc w:val="center"/>
-            </w:pPr>
-            <w:r/>
-            <w:r>
-              <w:rPr>
-                <w:rFonts w:ascii="Calibri" w:hAnsi="Calibri"/>
-                <w:b/>
-                <w:color w:val="27AE60"/>
-                <w:sz w:val="19"/>
-              </w:rPr>
+            <w:r>
               <w:t>11</w:t>
             </w:r>
           </w:p>
@@ -22326,17 +22014,7 @@
             <w:vAlign w:val="center"/>
           </w:tcPr>
           <w:p>
-            <w:pPr>
-              <w:jc w:val="center"/>
-            </w:pPr>
-            <w:r/>
-            <w:r>
-              <w:rPr>
-                <w:rFonts w:ascii="Calibri" w:hAnsi="Calibri"/>
-                <w:b w:val="0"/>
-                <w:color w:val="333333"/>
-                <w:sz w:val="19"/>
-              </w:rPr>
+            <w:r>
               <w:t>0</w:t>
             </w:r>
           </w:p>
@@ -22359,17 +22037,7 @@
             <w:vAlign w:val="center"/>
           </w:tcPr>
           <w:p>
-            <w:pPr>
-              <w:jc w:val="center"/>
-            </w:pPr>
-            <w:r/>
-            <w:r>
-              <w:rPr>
-                <w:rFonts w:ascii="Calibri" w:hAnsi="Calibri"/>
-                <w:b w:val="0"/>
-                <w:color w:val="333333"/>
-                <w:sz w:val="19"/>
-              </w:rPr>
+            <w:r>
               <w:t>0</w:t>
             </w:r>
           </w:p>
@@ -22392,17 +22060,7 @@
             <w:vAlign w:val="center"/>
           </w:tcPr>
           <w:p>
-            <w:pPr>
-              <w:jc w:val="center"/>
-            </w:pPr>
-            <w:r/>
-            <w:r>
-              <w:rPr>
-                <w:rFonts w:ascii="Calibri" w:hAnsi="Calibri"/>
-                <w:b w:val="0"/>
-                <w:color w:val="333333"/>
-                <w:sz w:val="19"/>
-              </w:rPr>
+            <w:r>
               <w:t>0</w:t>
             </w:r>
           </w:p>
@@ -22431,17 +22089,7 @@
             <w:vAlign w:val="center"/>
           </w:tcPr>
           <w:p>
-            <w:pPr>
-              <w:jc w:val="left"/>
-            </w:pPr>
-            <w:r/>
-            <w:r>
-              <w:rPr>
-                <w:rFonts w:ascii="Calibri" w:hAnsi="Calibri"/>
-                <w:b w:val="0"/>
-                <w:color w:val="333333"/>
-                <w:sz w:val="19"/>
-              </w:rPr>
+            <w:r>
               <w:t>Domain 4: Keamanan Kontainer &amp; Serverless (CSS)</w:t>
             </w:r>
           </w:p>
@@ -22464,17 +22112,7 @@
             <w:vAlign w:val="center"/>
           </w:tcPr>
           <w:p>
-            <w:pPr>
-              <w:jc w:val="center"/>
-            </w:pPr>
-            <w:r/>
-            <w:r>
-              <w:rPr>
-                <w:rFonts w:ascii="Calibri" w:hAnsi="Calibri"/>
-                <w:b/>
-                <w:color w:val="333333"/>
-                <w:sz w:val="19"/>
-              </w:rPr>
+            <w:r>
               <w:t>10 Kontrol</w:t>
             </w:r>
           </w:p>
@@ -22497,17 +22135,7 @@
             <w:vAlign w:val="center"/>
           </w:tcPr>
           <w:p>
-            <w:pPr>
-              <w:jc w:val="center"/>
-            </w:pPr>
-            <w:r/>
-            <w:r>
-              <w:rPr>
-                <w:rFonts w:ascii="Calibri" w:hAnsi="Calibri"/>
-                <w:b/>
-                <w:color w:val="27AE60"/>
-                <w:sz w:val="19"/>
-              </w:rPr>
+            <w:r>
               <w:t>5</w:t>
             </w:r>
           </w:p>
@@ -22530,18 +22158,8 @@
             <w:vAlign w:val="center"/>
           </w:tcPr>
           <w:p>
-            <w:pPr>
-              <w:jc w:val="center"/>
-            </w:pPr>
-            <w:r/>
-            <w:r>
-              <w:rPr>
-                <w:rFonts w:ascii="Calibri" w:hAnsi="Calibri"/>
-                <w:b w:val="0"/>
-                <w:color w:val="333333"/>
-                <w:sz w:val="19"/>
-              </w:rPr>
-              <w:t>0</w:t>
+            <w:r>
+              <w:t>3</w:t>
             </w:r>
           </w:p>
         </w:tc>
@@ -22563,18 +22181,8 @@
             <w:vAlign w:val="center"/>
           </w:tcPr>
           <w:p>
-            <w:pPr>
-              <w:jc w:val="center"/>
-            </w:pPr>
-            <w:r/>
-            <w:r>
-              <w:rPr>
-                <w:rFonts w:ascii="Calibri" w:hAnsi="Calibri"/>
-                <w:b w:val="0"/>
-                <w:color w:val="333333"/>
-                <w:sz w:val="19"/>
-              </w:rPr>
-              <w:t>0</w:t>
+            <w:r>
+              <w:t>1</w:t>
             </w:r>
           </w:p>
         </w:tc>
@@ -22596,18 +22204,8 @@
             <w:vAlign w:val="center"/>
           </w:tcPr>
           <w:p>
-            <w:pPr>
-              <w:jc w:val="center"/>
-            </w:pPr>
-            <w:r/>
-            <w:r>
-              <w:rPr>
-                <w:rFonts w:ascii="Calibri" w:hAnsi="Calibri"/>
-                <w:b w:val="0"/>
-                <w:color w:val="333333"/>
-                <w:sz w:val="19"/>
-              </w:rPr>
-              <w:t>0</w:t>
+            <w:r>
+              <w:t>1</w:t>
             </w:r>
           </w:p>
         </w:tc>
@@ -22635,17 +22233,7 @@
             <w:vAlign w:val="center"/>
           </w:tcPr>
           <w:p>
-            <w:pPr>
-              <w:jc w:val="left"/>
-            </w:pPr>
-            <w:r/>
-            <w:r>
-              <w:rPr>
-                <w:rFonts w:ascii="Calibri" w:hAnsi="Calibri"/>
-                <w:b w:val="0"/>
-                <w:color w:val="333333"/>
-                <w:sz w:val="19"/>
-              </w:rPr>
+            <w:r>
               <w:t>Domain 5: Strategi Portabilitas &amp; Cloud Exit (CES)</w:t>
             </w:r>
           </w:p>
@@ -22668,17 +22256,7 @@
             <w:vAlign w:val="center"/>
           </w:tcPr>
           <w:p>
-            <w:pPr>
-              <w:jc w:val="center"/>
-            </w:pPr>
-            <w:r/>
-            <w:r>
-              <w:rPr>
-                <w:rFonts w:ascii="Calibri" w:hAnsi="Calibri"/>
-                <w:b/>
-                <w:color w:val="333333"/>
-                <w:sz w:val="19"/>
-              </w:rPr>
+            <w:r>
               <w:t>11 Kontrol</w:t>
             </w:r>
           </w:p>
@@ -22701,17 +22279,7 @@
             <w:vAlign w:val="center"/>
           </w:tcPr>
           <w:p>
-            <w:pPr>
-              <w:jc w:val="center"/>
-            </w:pPr>
-            <w:r/>
-            <w:r>
-              <w:rPr>
-                <w:rFonts w:ascii="Calibri" w:hAnsi="Calibri"/>
-                <w:b/>
-                <w:color w:val="27AE60"/>
-                <w:sz w:val="19"/>
-              </w:rPr>
+            <w:r>
               <w:t>11</w:t>
             </w:r>
           </w:p>
@@ -22734,17 +22302,7 @@
             <w:vAlign w:val="center"/>
           </w:tcPr>
           <w:p>
-            <w:pPr>
-              <w:jc w:val="center"/>
-            </w:pPr>
-            <w:r/>
-            <w:r>
-              <w:rPr>
-                <w:rFonts w:ascii="Calibri" w:hAnsi="Calibri"/>
-                <w:b w:val="0"/>
-                <w:color w:val="333333"/>
-                <w:sz w:val="19"/>
-              </w:rPr>
+            <w:r>
               <w:t>0</w:t>
             </w:r>
           </w:p>
@@ -22767,17 +22325,7 @@
             <w:vAlign w:val="center"/>
           </w:tcPr>
           <w:p>
-            <w:pPr>
-              <w:jc w:val="center"/>
-            </w:pPr>
-            <w:r/>
-            <w:r>
-              <w:rPr>
-                <w:rFonts w:ascii="Calibri" w:hAnsi="Calibri"/>
-                <w:b w:val="0"/>
-                <w:color w:val="333333"/>
-                <w:sz w:val="19"/>
-              </w:rPr>
+            <w:r>
               <w:t>0</w:t>
             </w:r>
           </w:p>
@@ -22800,17 +22348,7 @@
             <w:vAlign w:val="center"/>
           </w:tcPr>
           <w:p>
-            <w:pPr>
-              <w:jc w:val="center"/>
-            </w:pPr>
-            <w:r/>
-            <w:r>
-              <w:rPr>
-                <w:rFonts w:ascii="Calibri" w:hAnsi="Calibri"/>
-                <w:b w:val="0"/>
-                <w:color w:val="333333"/>
-                <w:sz w:val="19"/>
-              </w:rPr>
+            <w:r>
               <w:t>0</w:t>
             </w:r>
           </w:p>
@@ -22839,17 +22377,7 @@
             <w:vAlign w:val="center"/>
           </w:tcPr>
           <w:p>
-            <w:pPr>
-              <w:jc w:val="left"/>
-            </w:pPr>
-            <w:r/>
-            <w:r>
-              <w:rPr>
-                <w:rFonts w:ascii="Calibri" w:hAnsi="Calibri"/>
-                <w:b/>
-                <w:color w:val="333333"/>
-                <w:sz w:val="19"/>
-              </w:rPr>
+            <w:r>
               <w:t>TOTAL KONTROL KEAMANAN CLOUD &amp; SAAS</w:t>
             </w:r>
           </w:p>
@@ -22872,17 +22400,7 @@
             <w:vAlign w:val="center"/>
           </w:tcPr>
           <w:p>
-            <w:pPr>
-              <w:jc w:val="center"/>
-            </w:pPr>
-            <w:r/>
-            <w:r>
-              <w:rPr>
-                <w:rFonts w:ascii="Calibri" w:hAnsi="Calibri"/>
-                <w:b/>
-                <w:color w:val="333333"/>
-                <w:sz w:val="19"/>
-              </w:rPr>
+            <w:r>
               <w:t>55 Kontrol</w:t>
             </w:r>
           </w:p>
@@ -22905,17 +22423,7 @@
             <w:vAlign w:val="center"/>
           </w:tcPr>
           <w:p>
-            <w:pPr>
-              <w:jc w:val="center"/>
-            </w:pPr>
-            <w:r/>
-            <w:r>
-              <w:rPr>
-                <w:rFonts w:ascii="Calibri" w:hAnsi="Calibri"/>
-                <w:b/>
-                <w:color w:val="27AE60"/>
-                <w:sz w:val="19"/>
-              </w:rPr>
+            <w:r>
               <w:t>46</w:t>
             </w:r>
           </w:p>
@@ -22938,18 +22446,8 @@
             <w:vAlign w:val="center"/>
           </w:tcPr>
           <w:p>
-            <w:pPr>
-              <w:jc w:val="center"/>
-            </w:pPr>
-            <w:r/>
-            <w:r>
-              <w:rPr>
-                <w:rFonts w:ascii="Calibri" w:hAnsi="Calibri"/>
-                <w:b w:val="0"/>
-                <w:color w:val="333333"/>
-                <w:sz w:val="19"/>
-              </w:rPr>
-              <w:t>0</w:t>
+            <w:r>
+              <w:t>4</w:t>
             </w:r>
           </w:p>
         </w:tc>
@@ -22971,18 +22469,8 @@
             <w:vAlign w:val="center"/>
           </w:tcPr>
           <w:p>
-            <w:pPr>
-              <w:jc w:val="center"/>
-            </w:pPr>
-            <w:r/>
-            <w:r>
-              <w:rPr>
-                <w:rFonts w:ascii="Calibri" w:hAnsi="Calibri"/>
-                <w:b w:val="0"/>
-                <w:color w:val="333333"/>
-                <w:sz w:val="19"/>
-              </w:rPr>
-              <w:t>0</w:t>
+            <w:r>
+              <w:t>2</w:t>
             </w:r>
           </w:p>
         </w:tc>
@@ -23004,18 +22492,8 @@
             <w:vAlign w:val="center"/>
           </w:tcPr>
           <w:p>
-            <w:pPr>
-              <w:jc w:val="center"/>
-            </w:pPr>
-            <w:r/>
-            <w:r>
-              <w:rPr>
-                <w:rFonts w:ascii="Calibri" w:hAnsi="Calibri"/>
-                <w:b w:val="0"/>
-                <w:color w:val="333333"/>
-                <w:sz w:val="19"/>
-              </w:rPr>
-              <w:t>0</w:t>
+            <w:r>
+              <w:t>3</w:t>
             </w:r>
           </w:p>
         </w:tc>
